--- a/docs/DOC-041 — External Economic Observation Capability.docx
+++ b/docs/DOC-041 — External Economic Observation Capability.docx
@@ -147,7 +147,7 @@
         <w:rPr>
           <w:rtl w:val="0"/>
         </w:rPr>
-        <w:t xml:space="preserve"> Draft</w:t>
+        <w:t xml:space="preserve"> Approved</w:t>
       </w:r>
     </w:p>
     <w:p>
@@ -246,22 +246,6 @@
           <w:rtl w:val="0"/>
         </w:rPr>
         <w:t xml:space="preserve">DOC-038 — Operational Materialization Capability</w:t>
-      </w:r>
-    </w:p>
-    <w:p>
-      <w:pPr>
-        <w:numPr>
-          <w:ilvl w:val="1"/>
-          <w:numId w:val="14"/>
-        </w:numPr>
-        <w:spacing w:after="0" w:afterAutospacing="0" w:before="0" w:beforeAutospacing="0" w:lineRule="auto"/>
-        <w:ind w:left="1440" w:hanging="360"/>
-      </w:pPr>
-      <w:r>
-        <w:rPr>
-          <w:rtl w:val="0"/>
-        </w:rPr>
-        <w:t xml:space="preserve">DOC-039 — Operational Materialization Interpretation Capability</w:t>
       </w:r>
     </w:p>
     <w:p>
